--- a/courts/supreme-court-of-the-united-states/amicus-brief/docx/reference.docx
+++ b/courts/supreme-court-of-the-united-states/amicus-brief/docx/reference.docx
@@ -487,7 +487,7 @@
   <w:docDefaults>
     <w:rPrDefault>
       <w:rPr>
-        <w:rFonts w:ascii="EB Garamond" w:hAnsi="EB Garamond" w:eastAsia="EB Garamond" w:cs="EB Garamond"/>
+        <w:rFonts w:ascii="TeX Gyre Schola" w:hAnsi="TeX Gyre Schola" w:eastAsia="TeX Gyre Schola" w:cs="TeX Gyre Schola"/>
         <w:sz w:val="24"/>
         <w:szCs w:val="24"/>
         <w:lang w:val="en-US" w:eastAsia="zh-CN" w:bidi="ar-SA"/>
@@ -542,7 +542,7 @@
       <w:jc w:val="center"/>
     </w:pPr>
     <w:rPr>
-      <w:rFonts w:asciiTheme="majorHAnsi" w:eastAsiaTheme="majorEastAsia" w:hAnsiTheme="majorHAnsi" w:cstheme="majorBidi"/>
+      <w:rFonts w:ascii="TeX Gyre Schola" w:eastAsiaTheme="majorEastAsia" w:hAnsi="TeX Gyre Schola" w:cstheme="majorBidi"/>
       <w:sz w:val="56"/>
       <w:szCs w:val="56"/>
     </w:rPr>
@@ -554,7 +554,7 @@
     <w:uiPriority w:val="10"/>
     <w:rsid w:val="00A10FD9"/>
     <w:rPr>
-      <w:rFonts w:asciiTheme="majorHAnsi" w:eastAsiaTheme="majorEastAsia" w:hAnsiTheme="majorHAnsi" w:cstheme="majorBidi"/>
+      <w:rFonts w:ascii="TeX Gyre Schola" w:eastAsiaTheme="majorEastAsia" w:hAnsi="TeX Gyre Schola" w:cstheme="majorBidi"/>
       <w:sz w:val="56"/>
       <w:szCs w:val="56"/>
     </w:rPr>
@@ -676,7 +676,7 @@
       <w:outlineLvl w:val="0"/>
     </w:pPr>
     <w:rPr>
-      <w:rFonts w:asciiTheme="majorHAnsi" w:eastAsiaTheme="majorEastAsia" w:hAnsiTheme="majorHAnsi" w:cstheme="majorBidi"/>
+      <w:rFonts w:ascii="TeX Gyre Schola" w:eastAsiaTheme="majorEastAsia" w:hAnsi="TeX Gyre Schola" w:cstheme="majorBidi"/>
       <w:color w:val="0F4761" w:themeColor="accent1" w:themeShade="BF"/>
       <w:sz w:val="40"/>
       <w:szCs w:val="40"/>
@@ -699,7 +699,7 @@
       <w:outlineLvl w:val="1"/>
     </w:pPr>
     <w:rPr>
-      <w:rFonts w:asciiTheme="majorHAnsi" w:eastAsiaTheme="majorEastAsia" w:hAnsiTheme="majorHAnsi" w:cstheme="majorBidi"/>
+      <w:rFonts w:ascii="TeX Gyre Schola" w:eastAsiaTheme="majorEastAsia" w:hAnsi="TeX Gyre Schola" w:cstheme="majorBidi"/>
       <w:color w:val="0F4761" w:themeColor="accent1" w:themeShade="BF"/>
       <w:sz w:val="32"/>
       <w:szCs w:val="32"/>
@@ -867,7 +867,7 @@
     <w:uiPriority w:val="9"/>
     <w:rsid w:val="00A10FD9"/>
     <w:rPr>
-      <w:rFonts w:asciiTheme="majorHAnsi" w:eastAsiaTheme="majorEastAsia" w:hAnsiTheme="majorHAnsi" w:cstheme="majorBidi"/>
+      <w:rFonts w:ascii="TeX Gyre Schola" w:eastAsiaTheme="majorEastAsia" w:hAnsi="TeX Gyre Schola" w:cstheme="majorBidi"/>
       <w:color w:val="0F4761" w:themeColor="accent1" w:themeShade="BF"/>
       <w:sz w:val="40"/>
       <w:szCs w:val="40"/>
@@ -881,7 +881,7 @@
     <w:semiHidden/>
     <w:rsid w:val="00A10FD9"/>
     <w:rPr>
-      <w:rFonts w:asciiTheme="majorHAnsi" w:eastAsiaTheme="majorEastAsia" w:hAnsiTheme="majorHAnsi" w:cstheme="majorBidi"/>
+      <w:rFonts w:ascii="TeX Gyre Schola" w:eastAsiaTheme="majorEastAsia" w:hAnsi="TeX Gyre Schola" w:cstheme="majorBidi"/>
       <w:color w:val="0F4761" w:themeColor="accent1" w:themeShade="BF"/>
       <w:sz w:val="32"/>
       <w:szCs w:val="32"/>
@@ -1138,7 +1138,7 @@
       <w:outlineLvl w:val="9"/>
     </w:pPr>
     <w:rPr>
-      <w:rFonts w:asciiTheme="majorHAnsi" w:eastAsiaTheme="majorEastAsia" w:hAnsiTheme="majorHAnsi" w:cstheme="majorBidi"/>
+      <w:rFonts w:ascii="TeX Gyre Schola" w:eastAsiaTheme="majorEastAsia" w:hAnsi="TeX Gyre Schola" w:cstheme="majorBidi"/>
       <w:b w:val="0"/>
       <w:bCs w:val="0"/>
       <w:color w:val="365F91" w:themeColor="accent1" w:themeShade="BF"/>

--- a/courts/supreme-court-of-the-united-states/amicus-brief/docx/reference.docx
+++ b/courts/supreme-court-of-the-united-states/amicus-brief/docx/reference.docx
@@ -314,11 +314,9 @@
       </w:r>
     </w:p>
     <w:sectPr>
-      <w:pgSz w:w="8820" w:h="13320"/>
-      <w:pgMar w:top="1440" w:right="1440" w:bottom="1620" w:left="1440" w:header="0" w:footer="540" w:gutter="0"/>
-      <w:footnotePr>
-        <w:numRestart w:val="eachSect"/>
-      </w:footnotePr>
+      <w:footerReference w:type="default" r:id="rIdFooter1"/>
+      <w:pgSz w:w="12240" w:h="15840"/>
+      <w:pgMar w:top="1440" w:right="1440" w:bottom="1440" w:left="1440" w:header="720" w:footer="432" w:gutter="0"/>
     </w:sectPr>
   </w:body>
 </w:document>
@@ -326,6 +324,31 @@
 
 <file path=word/comments.xml><?xml version="1.0" encoding="utf-8"?>
 <w:comments xmlns:w="http://schemas.openxmlformats.org/wordprocessingml/2006/main" xmlns:m="http://schemas.openxmlformats.org/officeDocument/2006/math" xmlns:r="http://schemas.openxmlformats.org/officeDocument/2006/relationships" xmlns:o="urn:schemas-microsoft-com:office:office" xmlns:v="urn:schemas-microsoft-com:vml" xmlns:w10="urn:schemas-microsoft-com:office:word" xmlns:a="http://schemas.openxmlformats.org/drawingml/2006/main" xmlns:pic="http://schemas.openxmlformats.org/drawingml/2006/picture" xmlns:wp="http://schemas.openxmlformats.org/drawingml/2006/wordprocessingDrawing"/>
+</file>
+
+<file path=word/footer1.xml><?xml version="1.0" encoding="utf-8"?>
+<w:ftr xmlns:w="http://schemas.openxmlformats.org/wordprocessingml/2006/main" xmlns:r="http://schemas.openxmlformats.org/officeDocument/2006/relationships">
+  <w:p>
+    <w:pPr>
+      <w:jc w:val="center"/>
+    </w:pPr>
+    <w:r>
+      <w:fldChar w:fldCharType="begin"/>
+    </w:r>
+    <w:r>
+      <w:instrText xml:space="preserve"> PAGE </w:instrText>
+    </w:r>
+    <w:r>
+      <w:fldChar w:fldCharType="separate"/>
+    </w:r>
+    <w:r>
+      <w:t>1</w:t>
+    </w:r>
+    <w:r>
+      <w:fldChar w:fldCharType="end"/>
+    </w:r>
+  </w:p>
+</w:ftr>
 </file>
 
 <file path=word/footnotes.xml><?xml version="1.0" encoding="utf-8"?>
@@ -483,7 +506,7 @@
 </file>
 
 <file path=word/styles.xml><?xml version="1.0" encoding="utf-8"?>
-<w:styles xmlns:r="http://schemas.openxmlformats.org/officeDocument/2006/relationships" xmlns:w="http://schemas.openxmlformats.org/wordprocessingml/2006/main">
+<w:styles xmlns:mc="http://schemas.openxmlformats.org/markup-compatibility/2006" xmlns:w14="http://schemas.microsoft.com/office/word/2010/wordml" xmlns:r="http://schemas.openxmlformats.org/officeDocument/2006/relationships" xmlns:w="http://schemas.openxmlformats.org/wordprocessingml/2006/main" mc:Ignorable="w14">
   <w:docDefaults>
     <w:rPrDefault>
       <w:rPr>
@@ -491,11 +514,13 @@
         <w:sz w:val="24"/>
         <w:szCs w:val="24"/>
         <w:lang w:val="en-US" w:eastAsia="zh-CN" w:bidi="ar-SA"/>
+        <w14:ligatures w14:val="none"/>
       </w:rPr>
     </w:rPrDefault>
     <w:pPrDefault>
       <w:pPr>
-        <w:spacing w:after="0" w:line="280" w:lineRule="exact"/>
+        <w:widowControl/>
+        <w:spacing w:after="0"/>
       </w:pPr>
     </w:pPrDefault>
   </w:docDefaults>
@@ -519,6 +544,9 @@
     <w:basedOn w:val="BodyText"/>
     <w:next w:val="BodyText"/>
     <w:qFormat/>
+    <w:pPr>
+      <w:ind w:firstLine="0"/>
+    </w:pPr>
   </w:style>
   <w:style w:type="paragraph" w:customStyle="1" w:styleId="Compact">
     <w:name w:val="Compact"/>
@@ -542,7 +570,7 @@
       <w:jc w:val="center"/>
     </w:pPr>
     <w:rPr>
-      <w:rFonts w:ascii="TeX Gyre Schola" w:eastAsiaTheme="majorEastAsia" w:hAnsi="TeX Gyre Schola" w:cstheme="majorBidi"/>
+      <w:rFonts w:asciiTheme="majorHAnsi" w:eastAsiaTheme="majorEastAsia" w:hAnsiTheme="majorHAnsi" w:cstheme="majorBidi"/>
       <w:sz w:val="56"/>
       <w:szCs w:val="56"/>
     </w:rPr>
@@ -554,7 +582,7 @@
     <w:uiPriority w:val="10"/>
     <w:rsid w:val="00A10FD9"/>
     <w:rPr>
-      <w:rFonts w:ascii="TeX Gyre Schola" w:eastAsiaTheme="majorEastAsia" w:hAnsi="TeX Gyre Schola" w:cstheme="majorBidi"/>
+      <w:rFonts w:asciiTheme="majorHAnsi" w:eastAsiaTheme="majorEastAsia" w:hAnsiTheme="majorHAnsi" w:cstheme="majorBidi"/>
       <w:sz w:val="56"/>
       <w:szCs w:val="56"/>
     </w:rPr>
@@ -672,55 +700,249 @@
     <w:pPr>
       <w:keepNext/>
       <w:keepLines/>
-      <w:spacing w:before="360" w:after="80"/>
+      <w:spacing w:before="240" w:after="120" w:line="280" w:lineRule="exact"/>
+      <w:ind w:firstLine="0"/>
+      <w:jc w:val="center"/>
       <w:outlineLvl w:val="0"/>
     </w:pPr>
     <w:rPr>
-      <w:rFonts w:ascii="TeX Gyre Schola" w:eastAsiaTheme="majorEastAsia" w:hAnsi="TeX Gyre Schola" w:cstheme="majorBidi"/>
+      <w:rFonts w:ascii="TeX Gyre Schola" w:hAnsi="TeX Gyre Schola" w:eastAsia="TeX Gyre Schola" w:cs="TeX Gyre Schola"/>
+      <w:b/>
+      <w:bCs/>
+      <w:caps/>
+      <w:color w:val="000000"/>
+      <w:sz w:val="24"/>
+      <w:szCs w:val="24"/>
+    </w:rPr>
+  </w:style>
+  <w:style w:type="paragraph" w:styleId="Heading2">
+    <w:name w:val="heading 2"/>
+    <w:basedOn w:val="Normal"/>
+    <w:next w:val="BodyText"/>
+    <w:link w:val="Heading2Char"/>
+    <w:uiPriority w:val="9"/>
+    <w:semiHidden/>
+    <w:unhideWhenUsed/>
+    <w:qFormat/>
+    <w:rsid w:val="00A10FD9"/>
+    <w:pPr>
+      <w:keepNext/>
+      <w:keepLines/>
+      <w:spacing w:before="240" w:after="120" w:line="280" w:lineRule="exact"/>
+      <w:ind w:firstLine="0"/>
+      <w:outlineLvl w:val="1"/>
+    </w:pPr>
+    <w:rPr>
+      <w:rFonts w:ascii="TeX Gyre Schola" w:hAnsi="TeX Gyre Schola" w:eastAsia="TeX Gyre Schola" w:cs="TeX Gyre Schola"/>
+      <w:b/>
+      <w:bCs/>
+      <w:color w:val="000000"/>
+      <w:sz w:val="24"/>
+      <w:szCs w:val="24"/>
+    </w:rPr>
+  </w:style>
+  <w:style w:type="paragraph" w:styleId="Heading3">
+    <w:name w:val="heading 3"/>
+    <w:basedOn w:val="Normal"/>
+    <w:next w:val="BodyText"/>
+    <w:link w:val="Heading3Char"/>
+    <w:uiPriority w:val="9"/>
+    <w:semiHidden/>
+    <w:unhideWhenUsed/>
+    <w:qFormat/>
+    <w:rsid w:val="00A10FD9"/>
+    <w:pPr>
+      <w:keepNext/>
+      <w:keepLines/>
+      <w:spacing w:before="240" w:after="120" w:line="280" w:lineRule="exact"/>
+      <w:ind w:firstLine="0"/>
+      <w:outlineLvl w:val="2"/>
+    </w:pPr>
+    <w:rPr>
+      <w:rFonts w:ascii="TeX Gyre Schola" w:hAnsi="TeX Gyre Schola" w:eastAsia="TeX Gyre Schola" w:cs="TeX Gyre Schola"/>
+      <w:b/>
+      <w:bCs/>
+      <w:color w:val="000000"/>
+      <w:sz w:val="24"/>
+      <w:szCs w:val="24"/>
+    </w:rPr>
+  </w:style>
+  <w:style w:type="paragraph" w:styleId="Heading4">
+    <w:name w:val="heading 4"/>
+    <w:basedOn w:val="Normal"/>
+    <w:next w:val="BodyText"/>
+    <w:link w:val="Heading4Char"/>
+    <w:uiPriority w:val="9"/>
+    <w:semiHidden/>
+    <w:unhideWhenUsed/>
+    <w:qFormat/>
+    <w:rsid w:val="00A10FD9"/>
+    <w:pPr>
+      <w:keepNext/>
+      <w:keepLines/>
+      <w:spacing w:before="240" w:after="120" w:line="280" w:lineRule="exact"/>
+      <w:ind w:firstLine="0"/>
+      <w:outlineLvl w:val="3"/>
+    </w:pPr>
+    <w:rPr>
+      <w:rFonts w:ascii="TeX Gyre Schola" w:hAnsi="TeX Gyre Schola" w:eastAsia="TeX Gyre Schola" w:cs="TeX Gyre Schola"/>
+      <w:b/>
+      <w:bCs/>
+      <w:i/>
+      <w:color w:val="000000"/>
+      <w:sz w:val="24"/>
+      <w:szCs w:val="24"/>
+    </w:rPr>
+  </w:style>
+  <w:style w:type="paragraph" w:styleId="Heading5">
+    <w:name w:val="heading 5"/>
+    <w:basedOn w:val="Normal"/>
+    <w:next w:val="BodyText"/>
+    <w:link w:val="Heading5Char"/>
+    <w:uiPriority w:val="9"/>
+    <w:semiHidden/>
+    <w:unhideWhenUsed/>
+    <w:qFormat/>
+    <w:rsid w:val="00A10FD9"/>
+    <w:pPr>
+      <w:keepNext/>
+      <w:keepLines/>
+      <w:spacing w:before="240" w:after="120" w:line="280" w:lineRule="exact"/>
+      <w:ind w:firstLine="0"/>
+      <w:outlineLvl w:val="4"/>
+    </w:pPr>
+    <w:rPr>
+      <w:rFonts w:ascii="TeX Gyre Schola" w:hAnsi="TeX Gyre Schola" w:eastAsia="TeX Gyre Schola" w:cs="TeX Gyre Schola"/>
+      <w:b/>
+      <w:bCs/>
+      <w:i/>
+      <w:color w:val="000000"/>
+      <w:sz w:val="24"/>
+      <w:szCs w:val="24"/>
+    </w:rPr>
+  </w:style>
+  <w:style w:type="paragraph" w:styleId="Heading6">
+    <w:name w:val="heading 6"/>
+    <w:basedOn w:val="Normal"/>
+    <w:next w:val="BodyText"/>
+    <w:link w:val="Heading6Char"/>
+    <w:uiPriority w:val="9"/>
+    <w:semiHidden/>
+    <w:unhideWhenUsed/>
+    <w:qFormat/>
+    <w:rsid w:val="00A10FD9"/>
+    <w:pPr>
+      <w:keepNext/>
+      <w:keepLines/>
+      <w:spacing w:before="40" w:after="0"/>
+      <w:outlineLvl w:val="5"/>
+    </w:pPr>
+    <w:rPr>
+      <w:rFonts w:eastAsiaTheme="majorEastAsia" w:cstheme="majorBidi"/>
+      <w:i/>
+      <w:iCs/>
+      <w:color w:val="595959" w:themeColor="text1" w:themeTint="A6"/>
+    </w:rPr>
+  </w:style>
+  <w:style w:type="paragraph" w:styleId="Heading7">
+    <w:name w:val="heading 7"/>
+    <w:basedOn w:val="Normal"/>
+    <w:next w:val="BodyText"/>
+    <w:link w:val="Heading7Char"/>
+    <w:uiPriority w:val="9"/>
+    <w:semiHidden/>
+    <w:unhideWhenUsed/>
+    <w:qFormat/>
+    <w:rsid w:val="00A10FD9"/>
+    <w:pPr>
+      <w:keepNext/>
+      <w:keepLines/>
+      <w:spacing w:before="40" w:after="0"/>
+      <w:outlineLvl w:val="6"/>
+    </w:pPr>
+    <w:rPr>
+      <w:rFonts w:eastAsiaTheme="majorEastAsia" w:cstheme="majorBidi"/>
+      <w:color w:val="595959" w:themeColor="text1" w:themeTint="A6"/>
+    </w:rPr>
+  </w:style>
+  <w:style w:type="paragraph" w:styleId="Heading8">
+    <w:name w:val="heading 8"/>
+    <w:basedOn w:val="Normal"/>
+    <w:next w:val="BodyText"/>
+    <w:link w:val="Heading8Char"/>
+    <w:uiPriority w:val="9"/>
+    <w:semiHidden/>
+    <w:unhideWhenUsed/>
+    <w:qFormat/>
+    <w:rsid w:val="00A10FD9"/>
+    <w:pPr>
+      <w:keepNext/>
+      <w:keepLines/>
+      <w:spacing w:after="0"/>
+      <w:outlineLvl w:val="7"/>
+    </w:pPr>
+    <w:rPr>
+      <w:rFonts w:eastAsiaTheme="majorEastAsia" w:cstheme="majorBidi"/>
+      <w:i/>
+      <w:iCs/>
+      <w:color w:val="272727" w:themeColor="text1" w:themeTint="D8"/>
+    </w:rPr>
+  </w:style>
+  <w:style w:type="paragraph" w:styleId="Heading9">
+    <w:name w:val="heading 9"/>
+    <w:basedOn w:val="Normal"/>
+    <w:next w:val="BodyText"/>
+    <w:link w:val="Heading9Char"/>
+    <w:uiPriority w:val="9"/>
+    <w:semiHidden/>
+    <w:unhideWhenUsed/>
+    <w:qFormat/>
+    <w:rsid w:val="00A10FD9"/>
+    <w:pPr>
+      <w:keepNext/>
+      <w:keepLines/>
+      <w:spacing w:after="0"/>
+      <w:outlineLvl w:val="8"/>
+    </w:pPr>
+    <w:rPr>
+      <w:rFonts w:eastAsiaTheme="majorEastAsia" w:cstheme="majorBidi"/>
+      <w:color w:val="272727" w:themeColor="text1" w:themeTint="D8"/>
+    </w:rPr>
+  </w:style>
+  <w:style w:type="character" w:customStyle="1" w:styleId="Heading1Char">
+    <w:name w:val="Heading 1 Char"/>
+    <w:basedOn w:val="DefaultParagraphFont"/>
+    <w:link w:val="Heading1"/>
+    <w:uiPriority w:val="9"/>
+    <w:rsid w:val="00A10FD9"/>
+    <w:rPr>
+      <w:rFonts w:asciiTheme="majorHAnsi" w:eastAsiaTheme="majorEastAsia" w:hAnsiTheme="majorHAnsi" w:cstheme="majorBidi"/>
       <w:color w:val="0F4761" w:themeColor="accent1" w:themeShade="BF"/>
       <w:sz w:val="40"/>
       <w:szCs w:val="40"/>
     </w:rPr>
   </w:style>
-  <w:style w:type="paragraph" w:styleId="Heading2">
-    <w:name w:val="heading 2"/>
-    <w:basedOn w:val="Normal"/>
-    <w:next w:val="BodyText"/>
-    <w:link w:val="Heading2Char"/>
-    <w:uiPriority w:val="9"/>
-    <w:semiHidden/>
-    <w:unhideWhenUsed/>
-    <w:qFormat/>
-    <w:rsid w:val="00A10FD9"/>
-    <w:pPr>
-      <w:keepNext/>
-      <w:keepLines/>
-      <w:spacing w:before="160" w:after="80"/>
-      <w:outlineLvl w:val="1"/>
-    </w:pPr>
-    <w:rPr>
-      <w:rFonts w:ascii="TeX Gyre Schola" w:eastAsiaTheme="majorEastAsia" w:hAnsi="TeX Gyre Schola" w:cstheme="majorBidi"/>
+  <w:style w:type="character" w:customStyle="1" w:styleId="Heading2Char">
+    <w:name w:val="Heading 2 Char"/>
+    <w:basedOn w:val="DefaultParagraphFont"/>
+    <w:link w:val="Heading2"/>
+    <w:uiPriority w:val="9"/>
+    <w:semiHidden/>
+    <w:rsid w:val="00A10FD9"/>
+    <w:rPr>
+      <w:rFonts w:asciiTheme="majorHAnsi" w:eastAsiaTheme="majorEastAsia" w:hAnsiTheme="majorHAnsi" w:cstheme="majorBidi"/>
       <w:color w:val="0F4761" w:themeColor="accent1" w:themeShade="BF"/>
       <w:sz w:val="32"/>
       <w:szCs w:val="32"/>
     </w:rPr>
   </w:style>
-  <w:style w:type="paragraph" w:styleId="Heading3">
-    <w:name w:val="heading 3"/>
-    <w:basedOn w:val="Normal"/>
-    <w:next w:val="BodyText"/>
-    <w:link w:val="Heading3Char"/>
-    <w:uiPriority w:val="9"/>
-    <w:semiHidden/>
-    <w:unhideWhenUsed/>
-    <w:qFormat/>
-    <w:rsid w:val="00A10FD9"/>
-    <w:pPr>
-      <w:keepNext/>
-      <w:keepLines/>
-      <w:spacing w:before="160" w:after="80"/>
-      <w:outlineLvl w:val="2"/>
-    </w:pPr>
+  <w:style w:type="character" w:customStyle="1" w:styleId="Heading3Char">
+    <w:name w:val="Heading 3 Char"/>
+    <w:basedOn w:val="DefaultParagraphFont"/>
+    <w:link w:val="Heading3"/>
+    <w:uiPriority w:val="9"/>
+    <w:semiHidden/>
+    <w:rsid w:val="00A10FD9"/>
     <w:rPr>
       <w:rFonts w:eastAsiaTheme="majorEastAsia" w:cstheme="majorBidi"/>
       <w:color w:val="0F4761" w:themeColor="accent1" w:themeShade="BF"/>
@@ -728,22 +950,13 @@
       <w:szCs w:val="28"/>
     </w:rPr>
   </w:style>
-  <w:style w:type="paragraph" w:styleId="Heading4">
-    <w:name w:val="heading 4"/>
-    <w:basedOn w:val="Normal"/>
-    <w:next w:val="BodyText"/>
-    <w:link w:val="Heading4Char"/>
-    <w:uiPriority w:val="9"/>
-    <w:semiHidden/>
-    <w:unhideWhenUsed/>
-    <w:qFormat/>
-    <w:rsid w:val="00A10FD9"/>
-    <w:pPr>
-      <w:keepNext/>
-      <w:keepLines/>
-      <w:spacing w:before="80" w:after="40"/>
-      <w:outlineLvl w:val="3"/>
-    </w:pPr>
+  <w:style w:type="character" w:customStyle="1" w:styleId="Heading4Char">
+    <w:name w:val="Heading 4 Char"/>
+    <w:basedOn w:val="DefaultParagraphFont"/>
+    <w:link w:val="Heading4"/>
+    <w:uiPriority w:val="9"/>
+    <w:semiHidden/>
+    <w:rsid w:val="00A10FD9"/>
     <w:rPr>
       <w:rFonts w:eastAsiaTheme="majorEastAsia" w:cstheme="majorBidi"/>
       <w:i/>
@@ -751,43 +964,25 @@
       <w:color w:val="0F4761" w:themeColor="accent1" w:themeShade="BF"/>
     </w:rPr>
   </w:style>
-  <w:style w:type="paragraph" w:styleId="Heading5">
-    <w:name w:val="heading 5"/>
-    <w:basedOn w:val="Normal"/>
-    <w:next w:val="BodyText"/>
-    <w:link w:val="Heading5Char"/>
-    <w:uiPriority w:val="9"/>
-    <w:semiHidden/>
-    <w:unhideWhenUsed/>
-    <w:qFormat/>
-    <w:rsid w:val="00A10FD9"/>
-    <w:pPr>
-      <w:keepNext/>
-      <w:keepLines/>
-      <w:spacing w:before="80" w:after="40"/>
-      <w:outlineLvl w:val="4"/>
-    </w:pPr>
+  <w:style w:type="character" w:customStyle="1" w:styleId="Heading5Char">
+    <w:name w:val="Heading 5 Char"/>
+    <w:basedOn w:val="DefaultParagraphFont"/>
+    <w:link w:val="Heading5"/>
+    <w:uiPriority w:val="9"/>
+    <w:semiHidden/>
+    <w:rsid w:val="00A10FD9"/>
     <w:rPr>
       <w:rFonts w:eastAsiaTheme="majorEastAsia" w:cstheme="majorBidi"/>
       <w:color w:val="0F4761" w:themeColor="accent1" w:themeShade="BF"/>
     </w:rPr>
   </w:style>
-  <w:style w:type="paragraph" w:styleId="Heading6">
-    <w:name w:val="heading 6"/>
-    <w:basedOn w:val="Normal"/>
-    <w:next w:val="BodyText"/>
-    <w:link w:val="Heading6Char"/>
-    <w:uiPriority w:val="9"/>
-    <w:semiHidden/>
-    <w:unhideWhenUsed/>
-    <w:qFormat/>
-    <w:rsid w:val="00A10FD9"/>
-    <w:pPr>
-      <w:keepNext/>
-      <w:keepLines/>
-      <w:spacing w:before="40" w:after="0"/>
-      <w:outlineLvl w:val="5"/>
-    </w:pPr>
+  <w:style w:type="character" w:customStyle="1" w:styleId="Heading6Char">
+    <w:name w:val="Heading 6 Char"/>
+    <w:basedOn w:val="DefaultParagraphFont"/>
+    <w:link w:val="Heading6"/>
+    <w:uiPriority w:val="9"/>
+    <w:semiHidden/>
+    <w:rsid w:val="00A10FD9"/>
     <w:rPr>
       <w:rFonts w:eastAsiaTheme="majorEastAsia" w:cstheme="majorBidi"/>
       <w:i/>
@@ -795,43 +990,25 @@
       <w:color w:val="595959" w:themeColor="text1" w:themeTint="A6"/>
     </w:rPr>
   </w:style>
-  <w:style w:type="paragraph" w:styleId="Heading7">
-    <w:name w:val="heading 7"/>
-    <w:basedOn w:val="Normal"/>
-    <w:next w:val="BodyText"/>
-    <w:link w:val="Heading7Char"/>
-    <w:uiPriority w:val="9"/>
-    <w:semiHidden/>
-    <w:unhideWhenUsed/>
-    <w:qFormat/>
-    <w:rsid w:val="00A10FD9"/>
-    <w:pPr>
-      <w:keepNext/>
-      <w:keepLines/>
-      <w:spacing w:before="40" w:after="0"/>
-      <w:outlineLvl w:val="6"/>
-    </w:pPr>
+  <w:style w:type="character" w:customStyle="1" w:styleId="Heading7Char">
+    <w:name w:val="Heading 7 Char"/>
+    <w:basedOn w:val="DefaultParagraphFont"/>
+    <w:link w:val="Heading7"/>
+    <w:uiPriority w:val="9"/>
+    <w:semiHidden/>
+    <w:rsid w:val="00A10FD9"/>
     <w:rPr>
       <w:rFonts w:eastAsiaTheme="majorEastAsia" w:cstheme="majorBidi"/>
       <w:color w:val="595959" w:themeColor="text1" w:themeTint="A6"/>
     </w:rPr>
   </w:style>
-  <w:style w:type="paragraph" w:styleId="Heading8">
-    <w:name w:val="heading 8"/>
-    <w:basedOn w:val="Normal"/>
-    <w:next w:val="BodyText"/>
-    <w:link w:val="Heading8Char"/>
-    <w:uiPriority w:val="9"/>
-    <w:semiHidden/>
-    <w:unhideWhenUsed/>
-    <w:qFormat/>
-    <w:rsid w:val="00A10FD9"/>
-    <w:pPr>
-      <w:keepNext/>
-      <w:keepLines/>
-      <w:spacing w:after="0"/>
-      <w:outlineLvl w:val="7"/>
-    </w:pPr>
+  <w:style w:type="character" w:customStyle="1" w:styleId="Heading8Char">
+    <w:name w:val="Heading 8 Char"/>
+    <w:basedOn w:val="DefaultParagraphFont"/>
+    <w:link w:val="Heading8"/>
+    <w:uiPriority w:val="9"/>
+    <w:semiHidden/>
+    <w:rsid w:val="00A10FD9"/>
     <w:rPr>
       <w:rFonts w:eastAsiaTheme="majorEastAsia" w:cstheme="majorBidi"/>
       <w:i/>
@@ -839,134 +1016,6 @@
       <w:color w:val="272727" w:themeColor="text1" w:themeTint="D8"/>
     </w:rPr>
   </w:style>
-  <w:style w:type="paragraph" w:styleId="Heading9">
-    <w:name w:val="heading 9"/>
-    <w:basedOn w:val="Normal"/>
-    <w:next w:val="BodyText"/>
-    <w:link w:val="Heading9Char"/>
-    <w:uiPriority w:val="9"/>
-    <w:semiHidden/>
-    <w:unhideWhenUsed/>
-    <w:qFormat/>
-    <w:rsid w:val="00A10FD9"/>
-    <w:pPr>
-      <w:keepNext/>
-      <w:keepLines/>
-      <w:spacing w:after="0"/>
-      <w:outlineLvl w:val="8"/>
-    </w:pPr>
-    <w:rPr>
-      <w:rFonts w:eastAsiaTheme="majorEastAsia" w:cstheme="majorBidi"/>
-      <w:color w:val="272727" w:themeColor="text1" w:themeTint="D8"/>
-    </w:rPr>
-  </w:style>
-  <w:style w:type="character" w:customStyle="1" w:styleId="Heading1Char">
-    <w:name w:val="Heading 1 Char"/>
-    <w:basedOn w:val="DefaultParagraphFont"/>
-    <w:link w:val="Heading1"/>
-    <w:uiPriority w:val="9"/>
-    <w:rsid w:val="00A10FD9"/>
-    <w:rPr>
-      <w:rFonts w:ascii="TeX Gyre Schola" w:eastAsiaTheme="majorEastAsia" w:hAnsi="TeX Gyre Schola" w:cstheme="majorBidi"/>
-      <w:color w:val="0F4761" w:themeColor="accent1" w:themeShade="BF"/>
-      <w:sz w:val="40"/>
-      <w:szCs w:val="40"/>
-    </w:rPr>
-  </w:style>
-  <w:style w:type="character" w:customStyle="1" w:styleId="Heading2Char">
-    <w:name w:val="Heading 2 Char"/>
-    <w:basedOn w:val="DefaultParagraphFont"/>
-    <w:link w:val="Heading2"/>
-    <w:uiPriority w:val="9"/>
-    <w:semiHidden/>
-    <w:rsid w:val="00A10FD9"/>
-    <w:rPr>
-      <w:rFonts w:ascii="TeX Gyre Schola" w:eastAsiaTheme="majorEastAsia" w:hAnsi="TeX Gyre Schola" w:cstheme="majorBidi"/>
-      <w:color w:val="0F4761" w:themeColor="accent1" w:themeShade="BF"/>
-      <w:sz w:val="32"/>
-      <w:szCs w:val="32"/>
-    </w:rPr>
-  </w:style>
-  <w:style w:type="character" w:customStyle="1" w:styleId="Heading3Char">
-    <w:name w:val="Heading 3 Char"/>
-    <w:basedOn w:val="DefaultParagraphFont"/>
-    <w:link w:val="Heading3"/>
-    <w:uiPriority w:val="9"/>
-    <w:semiHidden/>
-    <w:rsid w:val="00A10FD9"/>
-    <w:rPr>
-      <w:rFonts w:eastAsiaTheme="majorEastAsia" w:cstheme="majorBidi"/>
-      <w:color w:val="0F4761" w:themeColor="accent1" w:themeShade="BF"/>
-      <w:sz w:val="28"/>
-      <w:szCs w:val="28"/>
-    </w:rPr>
-  </w:style>
-  <w:style w:type="character" w:customStyle="1" w:styleId="Heading4Char">
-    <w:name w:val="Heading 4 Char"/>
-    <w:basedOn w:val="DefaultParagraphFont"/>
-    <w:link w:val="Heading4"/>
-    <w:uiPriority w:val="9"/>
-    <w:semiHidden/>
-    <w:rsid w:val="00A10FD9"/>
-    <w:rPr>
-      <w:rFonts w:eastAsiaTheme="majorEastAsia" w:cstheme="majorBidi"/>
-      <w:i/>
-      <w:iCs/>
-      <w:color w:val="0F4761" w:themeColor="accent1" w:themeShade="BF"/>
-    </w:rPr>
-  </w:style>
-  <w:style w:type="character" w:customStyle="1" w:styleId="Heading5Char">
-    <w:name w:val="Heading 5 Char"/>
-    <w:basedOn w:val="DefaultParagraphFont"/>
-    <w:link w:val="Heading5"/>
-    <w:uiPriority w:val="9"/>
-    <w:semiHidden/>
-    <w:rsid w:val="00A10FD9"/>
-    <w:rPr>
-      <w:rFonts w:eastAsiaTheme="majorEastAsia" w:cstheme="majorBidi"/>
-      <w:color w:val="0F4761" w:themeColor="accent1" w:themeShade="BF"/>
-    </w:rPr>
-  </w:style>
-  <w:style w:type="character" w:customStyle="1" w:styleId="Heading6Char">
-    <w:name w:val="Heading 6 Char"/>
-    <w:basedOn w:val="DefaultParagraphFont"/>
-    <w:link w:val="Heading6"/>
-    <w:uiPriority w:val="9"/>
-    <w:semiHidden/>
-    <w:rsid w:val="00A10FD9"/>
-    <w:rPr>
-      <w:rFonts w:eastAsiaTheme="majorEastAsia" w:cstheme="majorBidi"/>
-      <w:i/>
-      <w:iCs/>
-      <w:color w:val="595959" w:themeColor="text1" w:themeTint="A6"/>
-    </w:rPr>
-  </w:style>
-  <w:style w:type="character" w:customStyle="1" w:styleId="Heading7Char">
-    <w:name w:val="Heading 7 Char"/>
-    <w:basedOn w:val="DefaultParagraphFont"/>
-    <w:link w:val="Heading7"/>
-    <w:uiPriority w:val="9"/>
-    <w:semiHidden/>
-    <w:rsid w:val="00A10FD9"/>
-    <w:rPr>
-      <w:rFonts w:eastAsiaTheme="majorEastAsia" w:cstheme="majorBidi"/>
-      <w:color w:val="595959" w:themeColor="text1" w:themeTint="A6"/>
-    </w:rPr>
-  </w:style>
-  <w:style w:type="character" w:customStyle="1" w:styleId="Heading8Char">
-    <w:name w:val="Heading 8 Char"/>
-    <w:basedOn w:val="DefaultParagraphFont"/>
-    <w:link w:val="Heading8"/>
-    <w:uiPriority w:val="9"/>
-    <w:semiHidden/>
-    <w:rsid w:val="00A10FD9"/>
-    <w:rPr>
-      <w:rFonts w:eastAsiaTheme="majorEastAsia" w:cstheme="majorBidi"/>
-      <w:i/>
-      <w:iCs/>
-      <w:color w:val="272727" w:themeColor="text1" w:themeTint="D8"/>
-    </w:rPr>
-  </w:style>
   <w:style w:type="character" w:customStyle="1" w:styleId="Heading9Char">
     <w:name w:val="Heading 9 Char"/>
     <w:basedOn w:val="DefaultParagraphFont"/>
@@ -979,6 +1028,15 @@
       <w:color w:val="272727" w:themeColor="text1" w:themeTint="D8"/>
     </w:rPr>
   </w:style>
+  <w:style w:type="paragraph" w:customStyle="1" w:styleId="ListItem">
+    <w:name w:val="List Item"/>
+    <w:basedOn w:val="BodyText"/>
+    <w:qFormat/>
+    <w:pPr>
+      <w:spacing w:before="0" w:after="0" w:line="280" w:lineRule="exact"/>
+      <w:ind w:left="576" w:hanging="576"/>
+    </w:pPr>
+  </w:style>
   <w:style w:type="paragraph" w:styleId="BlockText">
     <w:name w:val="Block Text"/>
     <w:basedOn w:val="BodyText"/>
@@ -987,24 +1045,25 @@
     <w:unhideWhenUsed/>
     <w:qFormat/>
     <w:pPr>
-      <w:spacing w:before="100" w:after="100"/>
-      <w:ind w:firstLine="0" w:left="480" w:right="480"/>
+      <w:spacing w:before="240" w:after="240" w:line="280" w:lineRule="exact"/>
+      <w:ind w:firstLine="0" w:left="576" w:right="576"/>
     </w:pPr>
   </w:style>
   <w:style w:type="paragraph" w:styleId="FootnoteText">
     <w:name w:val="Footnote Text"/>
     <w:basedOn w:val="Normal"/>
-    <w:pPr>
-      <w:spacing w:before="0" w:after="0" w:line="240" w:lineRule="exact"/>
+    <w:next w:val="FootnoteText"/>
+    <w:uiPriority w:val="9"/>
+    <w:unhideWhenUsed/>
+    <w:qFormat/>
+    <w:pPr>
+      <w:keepLines/>
+      <w:spacing w:before="0" w:after="120" w:line="240" w:lineRule="exact"/>
     </w:pPr>
     <w:rPr>
       <w:sz w:val="20"/>
       <w:szCs w:val="20"/>
     </w:rPr>
-    <w:next w:val="FootnoteText"/>
-    <w:uiPriority w:val="9"/>
-    <w:unhideWhenUsed/>
-    <w:qFormat/>
   </w:style>
   <w:style w:type="paragraph" w:styleId="FootnoteBlockText">
     <w:name w:val="Footnote Block Text"/>
@@ -1014,8 +1073,8 @@
     <w:unhideWhenUsed/>
     <w:qFormat/>
     <w:pPr>
-      <w:spacing w:before="100" w:after="100"/>
-      <w:ind w:firstLine="0" w:left="480" w:right="480"/>
+      <w:spacing w:before="240" w:after="240"/>
+      <w:ind w:firstLine="0" w:left="576" w:right="576"/>
     </w:pPr>
   </w:style>
   <w:style w:type="character" w:default="1" w:styleId="DefaultParagraphFont">
@@ -1123,7 +1182,7 @@
     <w:name w:val="Hyperlink"/>
     <w:basedOn w:val="BodyTextChar"/>
     <w:rPr>
-      <w:color w:val="4F81BD" w:themeColor="accent1"/>
+      <w:color w:val="000000"/>
     </w:rPr>
   </w:style>
   <w:style w:type="paragraph" w:styleId="TOCHeading">
@@ -1138,7 +1197,7 @@
       <w:outlineLvl w:val="9"/>
     </w:pPr>
     <w:rPr>
-      <w:rFonts w:ascii="TeX Gyre Schola" w:eastAsiaTheme="majorEastAsia" w:hAnsi="TeX Gyre Schola" w:cstheme="majorBidi"/>
+      <w:rFonts w:asciiTheme="majorHAnsi" w:eastAsiaTheme="majorEastAsia" w:hAnsiTheme="majorHAnsi" w:cstheme="majorBidi"/>
       <w:b w:val="0"/>
       <w:bCs w:val="0"/>
       <w:color w:val="365F91" w:themeColor="accent1" w:themeShade="BF"/>
